--- a/en/wisdom-stories/sound-of-the-doorbell.docx
+++ b/en/wisdom-stories/sound-of-the-doorbell.docx
@@ -4,260 +4,145 @@
   <w:body>
     <w:p>
       <w:pPr>
-        <w:spacing w:before="0" w:after="60"/>
-        <w:jc w:val="left"/>
+        <w:pStyle w:val="Title"/>
       </w:pPr>
       <w:r>
-        <w:rPr>
-          <w:rFonts w:ascii="Arial" w:hAnsi="Arial" w:eastAsia="Arial"/>
-          <w:i w:val="0"/>
-          <w:color w:val="000000"/>
-          <w:sz w:val="52"/>
-        </w:rPr>
-        <w:t>The sound of the doorbell...</w:t>
+        <w:t>The Sound of the Doorbell</w:t>
       </w:r>
     </w:p>
     <w:p>
-      <w:pPr>
-        <w:jc w:val="left"/>
-      </w:pPr>
+      <w:pPr/>
       <w:r>
-        <w:rPr>
-          <w:rFonts w:ascii="Arial" w:hAnsi="Arial" w:eastAsia="Arial"/>
-          <w:i w:val="0"/>
-          <w:color w:val="000000"/>
-          <w:sz w:val="22"/>
-        </w:rPr>
         <w:t>I was laid off last winter. To make ends meet, I had to work as a newspaper carrier temporarily. Since the mailbox of one of the houses I delivered newspapers to was sealed, I had to knock on the door. An old man opened the door.</w:t>
       </w:r>
     </w:p>
     <w:p>
       <w:pPr>
-        <w:jc w:val="left"/>
+        <w:spacing w:after="80"/>
       </w:pPr>
       <w:r>
-        <w:rPr>
-          <w:rFonts w:ascii="Arial" w:hAnsi="Arial" w:eastAsia="Arial"/>
-          <w:i w:val="0"/>
-          <w:color w:val="000000"/>
-          <w:sz w:val="22"/>
-        </w:rPr>
-        <w:t>— Uncle, why did you seal the mailbox? — I asked.</w:t>
+        <w:t>“Why have you sealed your mailbox?” I asked.</w:t>
       </w:r>
     </w:p>
     <w:p>
       <w:pPr>
-        <w:jc w:val="left"/>
+        <w:spacing w:after="80"/>
       </w:pPr>
       <w:r>
-        <w:rPr>
-          <w:rFonts w:ascii="Arial" w:hAnsi="Arial" w:eastAsia="Arial"/>
-          <w:i w:val="0"/>
-          <w:color w:val="000000"/>
-          <w:sz w:val="22"/>
-        </w:rPr>
-        <w:t>— I sealed it on purpose, — he replied.</w:t>
+        <w:t>“I did it deliberately.”</w:t>
       </w:r>
     </w:p>
     <w:p>
       <w:pPr>
-        <w:jc w:val="left"/>
+        <w:spacing w:after="80"/>
       </w:pPr>
       <w:r>
-        <w:rPr>
-          <w:rFonts w:ascii="Arial" w:hAnsi="Arial" w:eastAsia="Arial"/>
-          <w:i w:val="0"/>
-          <w:color w:val="000000"/>
-          <w:sz w:val="22"/>
-        </w:rPr>
         <w:t>Then he smiled strangely and continued:</w:t>
       </w:r>
     </w:p>
     <w:p>
       <w:pPr>
-        <w:jc w:val="left"/>
+        <w:spacing w:after="80"/>
       </w:pPr>
       <w:r>
-        <w:rPr>
-          <w:rFonts w:ascii="Arial" w:hAnsi="Arial" w:eastAsia="Arial"/>
-          <w:i w:val="0"/>
-          <w:color w:val="000000"/>
-          <w:sz w:val="22"/>
-        </w:rPr>
-        <w:t>— I ask you, every day when you bring the newspaper, please knock on the door or ring the bell and give it to me personally.</w:t>
+        <w:t>“Please knock or ring each day and give me the paper in person.”</w:t>
       </w:r>
     </w:p>
     <w:p>
       <w:pPr>
-        <w:jc w:val="left"/>
+        <w:spacing w:after="80"/>
       </w:pPr>
       <w:r>
-        <w:rPr>
-          <w:rFonts w:ascii="Arial" w:hAnsi="Arial" w:eastAsia="Arial"/>
-          <w:i w:val="0"/>
-          <w:color w:val="000000"/>
-          <w:sz w:val="22"/>
-        </w:rPr>
-        <w:t>— Of course, but it’s inconvenient for both of us, a waste of time, — I was surprised.</w:t>
+        <w:t>“Of course, but wouldn’t the mailbox be easier for both of us?”</w:t>
       </w:r>
     </w:p>
     <w:p>
       <w:pPr>
-        <w:jc w:val="left"/>
+        <w:spacing w:after="80"/>
       </w:pPr>
       <w:r>
-        <w:rPr>
-          <w:rFonts w:ascii="Arial" w:hAnsi="Arial" w:eastAsia="Arial"/>
-          <w:i w:val="0"/>
-          <w:color w:val="000000"/>
-          <w:sz w:val="22"/>
-        </w:rPr>
-        <w:t>— No problem, I’m at home every day, — he said and added:</w:t>
+        <w:t>“It’s no trouble. I’m always here.</w:t>
       </w:r>
     </w:p>
     <w:p>
       <w:pPr>
-        <w:jc w:val="left"/>
+        <w:spacing w:after="80"/>
       </w:pPr>
       <w:r>
-        <w:rPr>
-          <w:rFonts w:ascii="Arial" w:hAnsi="Arial" w:eastAsia="Arial"/>
-          <w:i w:val="0"/>
-          <w:color w:val="000000"/>
-          <w:sz w:val="22"/>
-        </w:rPr>
-        <w:t>— My wife has passed away, my son is abroad, and I live here alone. Who knows how long I have left to live?</w:t>
+        <w:t>“My wife has died, my son lives abroad, and I’m alone. Who knows how much time I have left?”</w:t>
       </w:r>
     </w:p>
     <w:p>
       <w:pPr>
-        <w:jc w:val="left"/>
+        <w:spacing w:after="80"/>
       </w:pPr>
       <w:r>
-        <w:rPr>
-          <w:rFonts w:ascii="Arial" w:hAnsi="Arial" w:eastAsia="Arial"/>
-          <w:i w:val="0"/>
-          <w:color w:val="000000"/>
-          <w:sz w:val="22"/>
-        </w:rPr>
         <w:t>At that moment, I saw the old man’s misty, moist eyes.</w:t>
       </w:r>
     </w:p>
     <w:p>
       <w:pPr>
-        <w:jc w:val="left"/>
+        <w:spacing w:after="80"/>
       </w:pPr>
       <w:r>
-        <w:rPr>
-          <w:rFonts w:ascii="Arial" w:hAnsi="Arial" w:eastAsia="Arial"/>
-          <w:i w:val="0"/>
-          <w:color w:val="000000"/>
-          <w:sz w:val="22"/>
-        </w:rPr>
-        <w:t>— Have you subscribed to read the newspaper? — I asked.</w:t>
+        <w:t>“Do you read the paper?” I asked.</w:t>
       </w:r>
     </w:p>
     <w:p>
       <w:pPr>
-        <w:jc w:val="left"/>
+        <w:spacing w:after="80"/>
       </w:pPr>
       <w:r>
-        <w:rPr>
-          <w:rFonts w:ascii="Arial" w:hAnsi="Arial" w:eastAsia="Arial"/>
-          <w:i w:val="0"/>
-          <w:color w:val="000000"/>
-          <w:sz w:val="22"/>
-        </w:rPr>
-        <w:t>— I never read the newspaper... I only subscribed to the sound of the doorbell.</w:t>
+        <w:t>“Never. What I subscribed to was the sound of the doorbell.”</w:t>
       </w:r>
     </w:p>
     <w:p>
       <w:pPr>
-        <w:jc w:val="left"/>
+        <w:spacing w:after="80"/>
       </w:pPr>
       <w:r>
-        <w:rPr>
-          <w:rFonts w:ascii="Arial" w:hAnsi="Arial" w:eastAsia="Arial"/>
-          <w:i w:val="0"/>
-          <w:color w:val="000000"/>
-          <w:sz w:val="22"/>
-        </w:rPr>
         <w:t>Then he clasped his hands together and said:</w:t>
       </w:r>
     </w:p>
     <w:p>
       <w:pPr>
-        <w:jc w:val="left"/>
+        <w:keepNext/>
       </w:pPr>
       <w:r>
-        <w:rPr>
-          <w:rFonts w:ascii="Arial" w:hAnsi="Arial" w:eastAsia="Arial"/>
-          <w:i w:val="0"/>
-          <w:color w:val="000000"/>
-          <w:sz w:val="22"/>
-        </w:rPr>
-        <w:t>— Young man, please do me a favor! Here is my son's phone number. If one day you don't hear from me when I knock on your door, call my son and let him know.</w:t>
+        <w:t>“Please do one more thing for me. Here is my son’s number. If I ever fail to answer when you knock, call him.”</w:t>
       </w:r>
     </w:p>
     <w:p>
       <w:pPr>
-        <w:pStyle w:val="Moral"/>
         <w:keepNext/>
         <w:keepLines/>
-        <w:widowControl/>
-        <w:spacing w:before="240" w:after="180" w:line="283" w:lineRule="auto"/>
-        <w:ind w:left="240" w:right="240"/>
-        <w:jc w:val="left"/>
-        <w:pBdr>
-          <w:top w:val="single" w:sz="8" w:space="7" w:color="E8D59A"/>
-          <w:left w:val="single" w:sz="32" w:space="11" w:color="C6A23A"/>
-          <w:bottom w:val="single" w:sz="8" w:space="7" w:color="E8D59A"/>
-          <w:right w:val="single" w:sz="8" w:space="11" w:color="E8D59A"/>
-        </w:pBdr>
-        <w:shd w:val="clear" w:color="auto" w:fill="FFF8E1"/>
+        <w:spacing w:before="160"/>
       </w:pPr>
       <w:r>
         <w:rPr>
-          <w:rFonts w:ascii="Arial" w:hAnsi="Arial" w:eastAsia="Arial" w:cs="Arial"/>
           <w:b/>
-          <w:i w:val="0"/>
-          <w:color w:val="9A7417"/>
-          <w:sz w:val="22"/>
         </w:rPr>
-        <w:t xml:space="preserve">Moral: </w:t>
+        <w:t>Moral:</w:t>
       </w:r>
       <w:r>
-        <w:rPr>
-          <w:rFonts w:ascii="Arial" w:hAnsi="Arial" w:eastAsia="Arial" w:cs="Arial"/>
-          <w:b w:val="0"/>
-          <w:i w:val="0"/>
-          <w:color w:val="3F3826"/>
-          <w:sz w:val="22"/>
-        </w:rPr>
-        <w:t>For some people, one ring of the doorbell, one greeting, is worth the whole world. Let's not forget to knock on the door of the lonely.</w:t>
+        <w:t xml:space="preserve"> For some people, one ring of the doorbell, one greeting, is worth the whole world. Let's not forget to knock on the door of the lonely.</w:t>
       </w:r>
     </w:p>
     <w:p>
       <w:pPr>
-        <w:keepLines/>
-        <w:widowControl/>
-        <w:spacing w:before="60" w:after="0" w:line="240" w:lineRule="auto"/>
-        <w:jc w:val="right"/>
+        <w:spacing w:after="80"/>
       </w:pPr>
       <w:r>
         <w:rPr>
-          <w:rFonts w:ascii="Arial" w:hAnsi="Arial" w:eastAsia="Arial" w:cs="Arial"/>
-          <w:b w:val="0"/>
           <w:i/>
-          <w:color w:val="8A7950"/>
-          <w:sz w:val="17"/>
+          <w:sz w:val="18"/>
         </w:rPr>
-        <w:t>The story was obtained from open Internet sources.</w:t>
+        <w:t>Source: Publicly available internet sources.</w:t>
       </w:r>
     </w:p>
     <w:sectPr>
       <w:pgSz w:w="12240" w:h="15840"/>
-      <w:pgMar w:top="1440" w:right="1440" w:bottom="1440" w:left="1440" w:header="708" w:footer="708" w:gutter="0"/>
+      <w:pgMar w:top="1080" w:right="1224" w:bottom="1080" w:left="1224" w:header="720" w:footer="720" w:gutter="0"/>
       <w:cols w:space="720"/>
       <w:docGrid w:linePitch="360"/>
     </w:sectPr>
@@ -629,12 +514,14 @@
     <w:qFormat/>
     <w:rsid w:val="00FC693F"/>
     <w:pPr>
-      <w:spacing w:before="0" w:after="160" w:line="276" w:lineRule="auto"/>
+      <w:widowControl/>
+      <w:spacing w:after="120" w:line="259" w:lineRule="auto"/>
     </w:pPr>
     <w:rPr>
-      <w:rFonts w:ascii="Arial" w:hAnsi="Arial" w:eastAsia="Arial"/>
+      <w:rFonts w:ascii="Arial" w:hAnsi="Arial"/>
       <w:color w:val="000000"/>
       <w:sz w:val="22"/>
+      <w:lang w:val="en-US"/>
     </w:rPr>
   </w:style>
   <w:style w:type="paragraph" w:styleId="Header">
@@ -978,18 +865,17 @@
     <w:qFormat/>
     <w:rsid w:val="00FC693F"/>
     <w:pPr>
-      <w:pBdr>
-        <w:bottom w:val="single" w:sz="8" w:space="4" w:color="4F81BD" w:themeColor="accent1"/>
-      </w:pBdr>
-      <w:spacing w:after="300" w:line="240" w:lineRule="auto"/>
+      <w:keepNext/>
+      <w:spacing w:after="280" w:line="240" w:lineRule="auto"/>
       <w:contextualSpacing/>
     </w:pPr>
     <w:rPr>
-      <w:rFonts w:asciiTheme="majorHAnsi" w:eastAsiaTheme="majorEastAsia" w:hAnsiTheme="majorHAnsi" w:cstheme="majorBidi"/>
-      <w:color w:val="17365D" w:themeColor="text2" w:themeShade="BF"/>
+      <w:rFonts w:asciiTheme="majorHAnsi" w:eastAsiaTheme="majorEastAsia" w:hAnsiTheme="majorHAnsi" w:cstheme="majorBidi" w:ascii="Arial" w:hAnsi="Arial"/>
+      <w:b/>
+      <w:color w:val="000000"/>
       <w:spacing w:val="5"/>
       <w:kern w:val="28"/>
-      <w:sz w:val="52"/>
+      <w:sz w:val="34"/>
       <w:szCs w:val="52"/>
     </w:rPr>
   </w:style>
@@ -1465,9 +1351,6 @@
     <w:qFormat/>
     <w:rsid w:val="00FC693F"/>
     <w:pPr>
-      <w:pBdr>
-        <w:bottom w:val="single" w:sz="4" w:space="4" w:color="4F81BD" w:themeColor="accent1"/>
-      </w:pBdr>
       <w:spacing w:before="200" w:after="280"/>
       <w:ind w:left="936" w:right="936"/>
     </w:pPr>
@@ -12318,18 +12201,6 @@
         <w:shd w:val="clear" w:color="auto" w:fill="FBCAA2" w:themeFill="accent6" w:themeFillTint="7F"/>
       </w:tcPr>
     </w:tblStylePr>
-  </w:style>
-  <w:style w:type="paragraph" w:customStyle="1" w:styleId="Moral">
-    <w:name w:val="Moral"/>
-    <w:basedOn w:val="Normal"/>
-    <w:pPr>
-      <w:spacing w:before="160" w:after="0" w:line="276" w:lineRule="auto"/>
-    </w:pPr>
-    <w:rPr>
-      <w:rFonts w:ascii="Arial" w:hAnsi="Arial" w:eastAsia="Arial"/>
-      <w:i/>
-      <w:sz w:val="22"/>
-    </w:rPr>
   </w:style>
 </w:styles>
 </file>

--- a/en/wisdom-stories/sound-of-the-doorbell.docx
+++ b/en/wisdom-stories/sound-of-the-doorbell.docx
@@ -21,7 +21,7 @@
         <w:spacing w:after="80"/>
       </w:pPr>
       <w:r>
-        <w:t>“Why have you sealed your mailbox?” I asked.</w:t>
+        <w:t>“Uncle, why have you sealed the mailbox?” I asked.</w:t>
       </w:r>
     </w:p>
     <w:p>
@@ -53,7 +53,7 @@
         <w:spacing w:after="80"/>
       </w:pPr>
       <w:r>
-        <w:t>“Of course, but wouldn’t the mailbox be easier for both of us?”</w:t>
+        <w:t>“Of course, but this is inconvenient for both of us and a waste of time,” I said in surprise.</w:t>
       </w:r>
     </w:p>
     <w:p>
@@ -61,7 +61,7 @@
         <w:spacing w:after="80"/>
       </w:pPr>
       <w:r>
-        <w:t>“It’s no trouble. I’m always here.</w:t>
+        <w:t>“It’s no trouble. I’m always here.”</w:t>
       </w:r>
     </w:p>
     <w:p>
@@ -85,7 +85,7 @@
         <w:spacing w:after="80"/>
       </w:pPr>
       <w:r>
-        <w:t>“Do you read the paper?” I asked.</w:t>
+        <w:t>“Haven’t you subscribed in order to read the newspaper?” I asked.</w:t>
       </w:r>
     </w:p>
     <w:p>
@@ -93,7 +93,7 @@
         <w:spacing w:after="80"/>
       </w:pPr>
       <w:r>
-        <w:t>“Never. What I subscribed to was the sound of the doorbell.”</w:t>
+        <w:t>“I never read the newspaper. What I subscribed to was the sound of the doorbell.”</w:t>
       </w:r>
     </w:p>
     <w:p>
@@ -109,7 +109,7 @@
         <w:keepNext/>
       </w:pPr>
       <w:r>
-        <w:t>“Please do one more thing for me. Here is my son’s number. If I ever fail to answer when you knock, call him.”</w:t>
+        <w:t>“Young man, do one more kindness for me. Here is my son’s number. If I ever fail to answer when you knock, call him and let him know.”</w:t>
       </w:r>
     </w:p>
     <w:p>
@@ -122,11 +122,9 @@
         <w:rPr>
           <w:b/>
         </w:rPr>
-        <w:t>Moral:</w:t>
+        <w:t>Moral: For some people, one ring of the doorbell, one greeting, is worth the whole world. Let's not forget to knock on the door of the lonely.</w:t>
       </w:r>
-      <w:r>
-        <w:t xml:space="preserve"> For some people, one ring of the doorbell, one greeting, is worth the whole world. Let's not forget to knock on the door of the lonely.</w:t>
-      </w:r>
+      <w:r/>
     </w:p>
     <w:p>
       <w:pPr>
@@ -137,7 +135,7 @@
           <w:i/>
           <w:sz w:val="18"/>
         </w:rPr>
-        <w:t>Source: Publicly available internet sources.</w:t>
+        <w:t>Stories are taken from open Internet sources; illustrations were created with AI.</w:t>
       </w:r>
     </w:p>
     <w:sectPr>
